--- a/03_Outputs/final scripts/pt/Module 3/3.0.0-pt.docx
+++ b/03_Outputs/final scripts/pt/Module 3/3.0.0-pt.docx
@@ -39,7 +39,7 @@
     </w:p>
     <w:p>
       <w:r>
-        <w:t xml:space="preserve">Ao mesmo tempo, as transições na força de trabalho são essenciais. Programas de requalificação para trabalhadores de combustíveis fósseis, medidas para reduzir desigualdades de gênero e redes de segurança social, como subsídios direcionados e apoio à renda, podem ajudar as comunidades a se adaptarem e prosperarem durante essa mudança.  </w:t>
+        <w:t xml:space="preserve">Ao mesmo tempo, transições na força de trabalho são essenciais. Programas de requalificação para trabalhadores de combustíveis fósseis, medidas para reduzir desigualdades de gênero e redes de segurança social, como subsídios direcionados e apoio à renda, podem ajudar as comunidades a se adaptarem e prosperarem durante essa mudança.  </w:t>
       </w:r>
     </w:p>
     <w:p>
